--- a/public/documents/cesja-umowy-najmu.docx
+++ b/public/documents/cesja-umowy-najmu.docx
@@ -728,17 +728,7 @@
         <w:t xml:space="preserve"> </w:t>
       </w:r>
       <w:r>
-        <w:t xml:space="preserve">praw lokatorów.</w:t>
-      </w:r>
-      <w:r>
-        <w:t xml:space="preserve"> </w:t>
-      </w:r>
-      <w:r>
-        <w:rPr>
-          <w:i/>
-          <w:iCs/>
-        </w:rPr>
-        <w:t xml:space="preserve">(niepotrzebne skreślić)</w:t>
+        <w:t xml:space="preserve">praw lokatorów. *(niepotrzebne skreślić)*</w:t>
       </w:r>
       <w:r>
         <w:t xml:space="preserve"> </w:t>
@@ -1020,10 +1010,13 @@
           <w:b/>
           <w:bCs/>
         </w:rPr>
-        <w:t xml:space="preserve">nie zawiera / zawiera</w:t>
-      </w:r>
-      <w:r>
-        <w:t xml:space="preserve">* zakazu lub ograniczenia przeniesienia</w:t>
+        <w:t xml:space="preserve">nie zawiera / zawiera*</w:t>
+      </w:r>
+      <w:r>
+        <w:t xml:space="preserve"> </w:t>
+      </w:r>
+      <w:r>
+        <w:t xml:space="preserve">zakazu lub ograniczenia przeniesienia</w:t>
       </w:r>
       <w:r>
         <w:t xml:space="preserve"> </w:t>
@@ -1073,10 +1066,13 @@
           <w:b/>
           <w:bCs/>
         </w:rPr>
-        <w:t xml:space="preserve">nie zalega / zalega</w:t>
-      </w:r>
-      <w:r>
-        <w:t xml:space="preserve">* z płatnościami z tytułu</w:t>
+        <w:t xml:space="preserve">nie zalega / zalega*</w:t>
+      </w:r>
+      <w:r>
+        <w:t xml:space="preserve"> </w:t>
+      </w:r>
+      <w:r>
+        <w:t xml:space="preserve">z płatnościami z tytułu</w:t>
       </w:r>
       <w:r>
         <w:t xml:space="preserve"> </w:t>
@@ -1707,9 +1703,9 @@
         <w:tblLook w:firstRow="1" w:lastRow="0" w:firstColumn="0" w:lastColumn="0" w:noHBand="0" w:noVBand="0" w:val="0020"/>
       </w:tblPr>
       <w:tblGrid>
-        <w:gridCol w:w="2688"/>
-        <w:gridCol w:w="2615"/>
-        <w:gridCol w:w="2615"/>
+        <w:gridCol w:w="2640"/>
+        <w:gridCol w:w="2640"/>
+        <w:gridCol w:w="2640"/>
       </w:tblGrid>
       <w:tr>
         <w:trPr>
